--- a/sorular/Kim11_tema-2-Asit-Baz-bolum-sonu-sorular.docx
+++ b/sorular/Kim11_tema-2-Asit-Baz-bolum-sonu-sorular.docx
@@ -3540,6 +3540,401 @@
       <w:r>
         <w:rPr>
           <w:rFonts w:ascii="Times New Roman" w:hAnsi="Times New Roman" w:cs="Times New Roman"/>
+          <w:lang w:val="tr-TR"/>
+        </w:rPr>
+        <w:t xml:space="preserve">13. Kömürle çalışan bir termik santralin bacasından çıkan gazlar, içindeki SO</w:t>
+      </w:r>
+      <w:r>
+        <w:rPr>
+          <w:rFonts w:ascii="Times New Roman" w:hAnsi="Times New Roman" w:cs="Times New Roman"/>
+          <w:vertAlign w:val="subscript"/>
+          <w:lang w:val="tr-TR"/>
+        </w:rPr>
+        <w:t xml:space="preserve">2</w:t>
+      </w:r>
+      <w:r>
+        <w:rPr>
+          <w:rFonts w:ascii="Times New Roman" w:hAnsi="Times New Roman" w:cs="Times New Roman"/>
+          <w:lang w:val="tr-TR"/>
+        </w:rPr>
+        <w:t xml:space="preserve"> gazını tutmak için sulu kireç [Ca(OH)</w:t>
+      </w:r>
+      <w:r>
+        <w:rPr>
+          <w:rFonts w:ascii="Times New Roman" w:hAnsi="Times New Roman" w:cs="Times New Roman"/>
+          <w:vertAlign w:val="subscript"/>
+          <w:lang w:val="tr-TR"/>
+        </w:rPr>
+        <w:t xml:space="preserve">2</w:t>
+      </w:r>
+      <w:r>
+        <w:rPr>
+          <w:rFonts w:ascii="Times New Roman" w:hAnsi="Times New Roman" w:cs="Times New Roman"/>
+          <w:lang w:val="tr-TR"/>
+        </w:rPr>
+        <w:t xml:space="preserve">] bulamacından geçirilmektedir. Santralin yakınındaki tarım arazilerinde ise toprağın asitliğini azaltmak için toprağa sönmemiş kireç (CaO) serpilmektedir.</w:t>
+      </w:r>
+    </w:p>
+    <w:p>
+      <w:pPr>
+        <w:pStyle w:val="ListParagraph"/>
+        <w:numPr>
+          <w:ilvl w:val="0"/>
+          <w:numId w:val="56"/>
+        </w:numPr>
+        <w:jc w:val="both"/>
+        <w:rPr>
+          <w:rFonts w:ascii="Times New Roman" w:hAnsi="Times New Roman" w:cs="Times New Roman"/>
+          <w:lang w:val="tr-TR"/>
+        </w:rPr>
+      </w:pPr>
+      <w:r>
+        <w:rPr>
+          <w:rFonts w:ascii="Times New Roman" w:hAnsi="Times New Roman" w:cs="Times New Roman"/>
+          <w:lang w:val="tr-TR"/>
+        </w:rPr>
+        <w:t xml:space="preserve">SO</w:t>
+      </w:r>
+      <w:r>
+        <w:rPr>
+          <w:rFonts w:ascii="Times New Roman" w:hAnsi="Times New Roman" w:cs="Times New Roman"/>
+          <w:vertAlign w:val="subscript"/>
+          <w:lang w:val="tr-TR"/>
+        </w:rPr>
+        <w:t xml:space="preserve">2</w:t>
+      </w:r>
+      <w:r>
+        <w:rPr>
+          <w:rFonts w:ascii="Times New Roman" w:hAnsi="Times New Roman" w:cs="Times New Roman"/>
+          <w:lang w:val="tr-TR"/>
+        </w:rPr>
+        <w:t xml:space="preserve"> ve CaO oksitlerini asidik, bazik ya da nötr oksit olarak sınıflandırınız. Her birinin suyla tepkimesinin denklemini yazınız.</w:t>
+      </w:r>
+    </w:p>
+    <w:p>
+      <w:pPr>
+        <w:ind w:left="720"/>
+        <w:jc w:val="both"/>
+        <w:rPr>
+          <w:rFonts w:ascii="Times New Roman" w:hAnsi="Times New Roman" w:cs="Times New Roman"/>
+          <w:lang w:val="tr-TR"/>
+        </w:rPr>
+      </w:pPr>
+      <w:r>
+        <w:rPr>
+          <w:rFonts w:ascii="Times New Roman" w:hAnsi="Times New Roman" w:cs="Times New Roman"/>
+          <w:lang w:val="tr-TR"/>
+        </w:rPr>
+        <w:t xml:space="preserve">……………………………………………………………………………………………</w:t>
+      </w:r>
+    </w:p>
+    <w:p>
+      <w:pPr>
+        <w:ind w:left="720"/>
+        <w:jc w:val="both"/>
+        <w:rPr>
+          <w:rFonts w:ascii="Times New Roman" w:hAnsi="Times New Roman" w:cs="Times New Roman"/>
+          <w:lang w:val="tr-TR"/>
+        </w:rPr>
+      </w:pPr>
+      <w:r>
+        <w:rPr>
+          <w:rFonts w:ascii="Times New Roman" w:hAnsi="Times New Roman" w:cs="Times New Roman"/>
+          <w:lang w:val="tr-TR"/>
+        </w:rPr>
+        <w:t xml:space="preserve">……………………………………………………………………………………………</w:t>
+      </w:r>
+    </w:p>
+    <w:p>
+      <w:pPr>
+        <w:pStyle w:val="ListParagraph"/>
+        <w:numPr>
+          <w:ilvl w:val="0"/>
+          <w:numId w:val="56"/>
+        </w:numPr>
+        <w:jc w:val="both"/>
+        <w:rPr>
+          <w:rFonts w:ascii="Times New Roman" w:hAnsi="Times New Roman" w:cs="Times New Roman"/>
+          <w:lang w:val="tr-TR"/>
+        </w:rPr>
+      </w:pPr>
+      <w:r>
+        <w:rPr>
+          <w:rFonts w:ascii="Times New Roman" w:hAnsi="Times New Roman" w:cs="Times New Roman"/>
+          <w:lang w:val="tr-TR"/>
+        </w:rPr>
+        <w:t xml:space="preserve">SO</w:t>
+      </w:r>
+      <w:r>
+        <w:rPr>
+          <w:rFonts w:ascii="Times New Roman" w:hAnsi="Times New Roman" w:cs="Times New Roman"/>
+          <w:vertAlign w:val="subscript"/>
+          <w:lang w:val="tr-TR"/>
+        </w:rPr>
+        <w:t xml:space="preserve">2</w:t>
+      </w:r>
+      <w:r>
+        <w:rPr>
+          <w:rFonts w:ascii="Times New Roman" w:hAnsi="Times New Roman" w:cs="Times New Roman"/>
+          <w:lang w:val="tr-TR"/>
+        </w:rPr>
+        <w:t xml:space="preserve">’nin baca gazından tutulmasının çevre açısından önemini açıklayınız.</w:t>
+      </w:r>
+    </w:p>
+    <w:p>
+      <w:pPr>
+        <w:ind w:left="720"/>
+        <w:jc w:val="both"/>
+        <w:rPr>
+          <w:rFonts w:ascii="Times New Roman" w:hAnsi="Times New Roman" w:cs="Times New Roman"/>
+          <w:lang w:val="tr-TR"/>
+        </w:rPr>
+      </w:pPr>
+      <w:r>
+        <w:rPr>
+          <w:rFonts w:ascii="Times New Roman" w:hAnsi="Times New Roman" w:cs="Times New Roman"/>
+          <w:lang w:val="tr-TR"/>
+        </w:rPr>
+        <w:t xml:space="preserve">……………………………………………………………………………………………</w:t>
+      </w:r>
+    </w:p>
+    <w:p>
+      <w:pPr>
+        <w:ind w:left="720"/>
+        <w:jc w:val="both"/>
+        <w:rPr>
+          <w:rFonts w:ascii="Times New Roman" w:hAnsi="Times New Roman" w:cs="Times New Roman"/>
+          <w:lang w:val="tr-TR"/>
+        </w:rPr>
+      </w:pPr>
+      <w:r>
+        <w:rPr>
+          <w:rFonts w:ascii="Times New Roman" w:hAnsi="Times New Roman" w:cs="Times New Roman"/>
+          <w:lang w:val="tr-TR"/>
+        </w:rPr>
+        <w:t xml:space="preserve">……………………………………………………………………………………………</w:t>
+      </w:r>
+    </w:p>
+    <w:p>
+      <w:pPr>
+        <w:pStyle w:val="ListParagraph"/>
+        <w:numPr>
+          <w:ilvl w:val="0"/>
+          <w:numId w:val="56"/>
+        </w:numPr>
+        <w:jc w:val="both"/>
+        <w:rPr>
+          <w:rFonts w:ascii="Times New Roman" w:hAnsi="Times New Roman" w:cs="Times New Roman"/>
+          <w:lang w:val="tr-TR"/>
+        </w:rPr>
+      </w:pPr>
+      <w:r>
+        <w:rPr>
+          <w:rFonts w:ascii="Times New Roman" w:hAnsi="Times New Roman" w:cs="Times New Roman"/>
+          <w:lang w:val="tr-TR"/>
+        </w:rPr>
+        <w:t xml:space="preserve">Santralden çıkan CO gazı kireç bulamacında tutulabilir mi? Gerekçesiyle açıklayınız.</w:t>
+      </w:r>
+    </w:p>
+    <w:p>
+      <w:pPr>
+        <w:ind w:left="720"/>
+        <w:jc w:val="both"/>
+        <w:rPr>
+          <w:rFonts w:ascii="Times New Roman" w:hAnsi="Times New Roman" w:cs="Times New Roman"/>
+          <w:lang w:val="tr-TR"/>
+        </w:rPr>
+      </w:pPr>
+      <w:r>
+        <w:rPr>
+          <w:rFonts w:ascii="Times New Roman" w:hAnsi="Times New Roman" w:cs="Times New Roman"/>
+          <w:lang w:val="tr-TR"/>
+        </w:rPr>
+        <w:t xml:space="preserve">……………………………………………………………………………………………</w:t>
+      </w:r>
+    </w:p>
+    <w:p>
+      <w:pPr>
+        <w:ind w:left="720"/>
+        <w:jc w:val="both"/>
+        <w:rPr>
+          <w:rFonts w:ascii="Times New Roman" w:hAnsi="Times New Roman" w:cs="Times New Roman"/>
+          <w:lang w:val="tr-TR"/>
+        </w:rPr>
+      </w:pPr>
+      <w:r>
+        <w:rPr>
+          <w:rFonts w:ascii="Times New Roman" w:hAnsi="Times New Roman" w:cs="Times New Roman"/>
+          <w:lang w:val="tr-TR"/>
+        </w:rPr>
+        <w:t xml:space="preserve">……………………………………………………………………………………………</w:t>
+      </w:r>
+    </w:p>
+    <w:p>
+      <w:pPr>
+        <w:ind w:left="720"/>
+        <w:jc w:val="both"/>
+        <w:rPr>
+          <w:rFonts w:ascii="Times New Roman" w:hAnsi="Times New Roman" w:cs="Times New Roman"/>
+          <w:lang w:val="tr-TR"/>
+        </w:rPr>
+      </w:pPr>
+      <w:r>
+        <w:rPr>
+          <w:rFonts w:ascii="Times New Roman" w:hAnsi="Times New Roman" w:cs="Times New Roman"/>
+          <w:color w:val="FF0000"/>
+          <w:lang w:val="tr-TR"/>
+        </w:rPr>
+        <w:t xml:space="preserve">Cevap: a) SO</w:t>
+      </w:r>
+      <w:r>
+        <w:rPr>
+          <w:rFonts w:ascii="Times New Roman" w:hAnsi="Times New Roman" w:cs="Times New Roman"/>
+          <w:color w:val="FF0000"/>
+          <w:vertAlign w:val="subscript"/>
+          <w:lang w:val="tr-TR"/>
+        </w:rPr>
+        <w:t xml:space="preserve">2</w:t>
+      </w:r>
+      <w:r>
+        <w:rPr>
+          <w:rFonts w:ascii="Times New Roman" w:hAnsi="Times New Roman" w:cs="Times New Roman"/>
+          <w:color w:val="FF0000"/>
+          <w:lang w:val="tr-TR"/>
+        </w:rPr>
+        <w:t xml:space="preserve"> asidik oksittir: SO</w:t>
+      </w:r>
+      <w:r>
+        <w:rPr>
+          <w:rFonts w:ascii="Times New Roman" w:hAnsi="Times New Roman" w:cs="Times New Roman"/>
+          <w:color w:val="FF0000"/>
+          <w:vertAlign w:val="subscript"/>
+          <w:lang w:val="tr-TR"/>
+        </w:rPr>
+        <w:t xml:space="preserve">2</w:t>
+      </w:r>
+      <w:r>
+        <w:rPr>
+          <w:rFonts w:ascii="Times New Roman" w:hAnsi="Times New Roman" w:cs="Times New Roman"/>
+          <w:color w:val="FF0000"/>
+          <w:lang w:val="tr-TR"/>
+        </w:rPr>
+        <w:t xml:space="preserve">(g) + H</w:t>
+      </w:r>
+      <w:r>
+        <w:rPr>
+          <w:rFonts w:ascii="Times New Roman" w:hAnsi="Times New Roman" w:cs="Times New Roman"/>
+          <w:color w:val="FF0000"/>
+          <w:vertAlign w:val="subscript"/>
+          <w:lang w:val="tr-TR"/>
+        </w:rPr>
+        <w:t xml:space="preserve">2</w:t>
+      </w:r>
+      <w:r>
+        <w:rPr>
+          <w:rFonts w:ascii="Times New Roman" w:hAnsi="Times New Roman" w:cs="Times New Roman"/>
+          <w:color w:val="FF0000"/>
+          <w:lang w:val="tr-TR"/>
+        </w:rPr>
+        <w:t xml:space="preserve">O(s) ⇌ H</w:t>
+      </w:r>
+      <w:r>
+        <w:rPr>
+          <w:rFonts w:ascii="Times New Roman" w:hAnsi="Times New Roman" w:cs="Times New Roman"/>
+          <w:color w:val="FF0000"/>
+          <w:vertAlign w:val="subscript"/>
+          <w:lang w:val="tr-TR"/>
+        </w:rPr>
+        <w:t xml:space="preserve">2</w:t>
+      </w:r>
+      <w:r>
+        <w:rPr>
+          <w:rFonts w:ascii="Times New Roman" w:hAnsi="Times New Roman" w:cs="Times New Roman"/>
+          <w:color w:val="FF0000"/>
+          <w:lang w:val="tr-TR"/>
+        </w:rPr>
+        <w:t xml:space="preserve">SO</w:t>
+      </w:r>
+      <w:r>
+        <w:rPr>
+          <w:rFonts w:ascii="Times New Roman" w:hAnsi="Times New Roman" w:cs="Times New Roman"/>
+          <w:color w:val="FF0000"/>
+          <w:vertAlign w:val="subscript"/>
+          <w:lang w:val="tr-TR"/>
+        </w:rPr>
+        <w:t xml:space="preserve">3</w:t>
+      </w:r>
+      <w:r>
+        <w:rPr>
+          <w:rFonts w:ascii="Times New Roman" w:hAnsi="Times New Roman" w:cs="Times New Roman"/>
+          <w:color w:val="FF0000"/>
+          <w:lang w:val="tr-TR"/>
+        </w:rPr>
+        <w:t xml:space="preserve">(suda). CaO bazik oksittir: CaO(k) + H</w:t>
+      </w:r>
+      <w:r>
+        <w:rPr>
+          <w:rFonts w:ascii="Times New Roman" w:hAnsi="Times New Roman" w:cs="Times New Roman"/>
+          <w:color w:val="FF0000"/>
+          <w:vertAlign w:val="subscript"/>
+          <w:lang w:val="tr-TR"/>
+        </w:rPr>
+        <w:t xml:space="preserve">2</w:t>
+      </w:r>
+      <w:r>
+        <w:rPr>
+          <w:rFonts w:ascii="Times New Roman" w:hAnsi="Times New Roman" w:cs="Times New Roman"/>
+          <w:color w:val="FF0000"/>
+          <w:lang w:val="tr-TR"/>
+        </w:rPr>
+        <w:t xml:space="preserve">O(s) → Ca(OH)</w:t>
+      </w:r>
+      <w:r>
+        <w:rPr>
+          <w:rFonts w:ascii="Times New Roman" w:hAnsi="Times New Roman" w:cs="Times New Roman"/>
+          <w:color w:val="FF0000"/>
+          <w:vertAlign w:val="subscript"/>
+          <w:lang w:val="tr-TR"/>
+        </w:rPr>
+        <w:t xml:space="preserve">2</w:t>
+      </w:r>
+      <w:r>
+        <w:rPr>
+          <w:rFonts w:ascii="Times New Roman" w:hAnsi="Times New Roman" w:cs="Times New Roman"/>
+          <w:color w:val="FF0000"/>
+          <w:lang w:val="tr-TR"/>
+        </w:rPr>
+        <w:t xml:space="preserve">(suda).  b) Atmosfere salınan SO</w:t>
+      </w:r>
+      <w:r>
+        <w:rPr>
+          <w:rFonts w:ascii="Times New Roman" w:hAnsi="Times New Roman" w:cs="Times New Roman"/>
+          <w:color w:val="FF0000"/>
+          <w:vertAlign w:val="subscript"/>
+          <w:lang w:val="tr-TR"/>
+        </w:rPr>
+        <w:t xml:space="preserve">2</w:t>
+      </w:r>
+      <w:r>
+        <w:rPr>
+          <w:rFonts w:ascii="Times New Roman" w:hAnsi="Times New Roman" w:cs="Times New Roman"/>
+          <w:color w:val="FF0000"/>
+          <w:lang w:val="tr-TR"/>
+        </w:rPr>
+        <w:t xml:space="preserve"> yağmur suyunda çözünerek asit yağmurlarına neden olur; bazik bulamaçta nötralleşerek tutulması asit yağmurlarını ve toprak, su, yapılar üzerindeki zararı azaltır.  c) Hayır. CO nötr oksittir; suyla asit oluşturmadığı için bazla nötralleşme tepkimesi vermez.</w:t>
+      </w:r>
+    </w:p>
+    <w:p>
+      <w:pPr>
+        <w:jc w:val="both"/>
+        <w:rPr>
+          <w:rFonts w:ascii="Times New Roman" w:hAnsi="Times New Roman" w:cs="Times New Roman"/>
+          <w:lang w:val="tr-TR"/>
+        </w:rPr>
+      </w:pPr>
+      <w:r>
+        <w:rPr>
+          <w:rFonts w:ascii="Times New Roman" w:hAnsi="Times New Roman" w:cs="Times New Roman"/>
           <w:highlight w:val="yellow"/>
           <w:lang w:val="tr-TR"/>
         </w:rPr>
@@ -8899,6 +9294,12 @@
     </w:lvlOverride>
   </w:num>
   <w:num xmlns:a="http://schemas.openxmlformats.org/drawingml/2006/main" xmlns:pic="http://schemas.openxmlformats.org/drawingml/2006/picture" w:numId="55">
+    <w:abstractNumId w:val="20"/>
+    <w:lvlOverride w:ilvl="0">
+      <w:startOverride w:val="1"/>
+    </w:lvlOverride>
+  </w:num>
+  <w:num xmlns:a="http://schemas.openxmlformats.org/drawingml/2006/main" xmlns:pic="http://schemas.openxmlformats.org/drawingml/2006/picture" w:numId="56">
     <w:abstractNumId w:val="20"/>
     <w:lvlOverride w:ilvl="0">
       <w:startOverride w:val="1"/>

--- a/sorular/Kim11_tema-2-Asit-Baz-bolum-sonu-sorular.docx
+++ b/sorular/Kim11_tema-2-Asit-Baz-bolum-sonu-sorular.docx
@@ -1186,7 +1186,7 @@
           <w:rFonts w:ascii="Times New Roman" w:hAnsi="Times New Roman" w:cs="Times New Roman"/>
           <w:lang w:val="tr-TR"/>
         </w:rPr>
-        <w:t xml:space="preserve">a) HSO</w:t>
+        <w:t xml:space="preserve">a. HSO</w:t>
       </w:r>
       <w:r>
         <w:rPr>
@@ -1475,7 +1475,7 @@
           <w:rFonts w:ascii="Times New Roman" w:hAnsi="Times New Roman" w:cs="Times New Roman"/>
           <w:lang w:val="tr-TR"/>
         </w:rPr>
-        <w:t xml:space="preserve">b) NH</w:t>
+        <w:t xml:space="preserve">b. NH</w:t>
       </w:r>
       <w:r>
         <w:rPr>
@@ -1867,16 +1867,21 @@
     <w:p>
       <w:pPr>
         <w:pStyle w:val="ListParagraph"/>
-        <w:numPr>
-          <w:ilvl w:val="0"/>
-          <w:numId w:val="51"/>
-        </w:numPr>
+        <w:ind w:left="1080" w:hanging="360"/>
         <w:jc w:val="both"/>
         <w:rPr>
           <w:rFonts w:ascii="Times New Roman" w:hAnsi="Times New Roman" w:cs="Times New Roman"/>
           <w:lang w:val="tr-TR"/>
         </w:rPr>
       </w:pPr>
+      <w:r>
+        <w:rPr>
+          <w:rFonts w:ascii="Times New Roman" w:hAnsi="Times New Roman" w:cs="Times New Roman"/>
+          <w:lang w:val="tr-TR"/>
+        </w:rPr>
+        <w:t xml:space="preserve">a.</w:t>
+        <w:tab/>
+      </w:r>
       <w:r>
         <w:rPr>
           <w:rFonts w:ascii="Times New Roman" w:hAnsi="Times New Roman" w:cs="Times New Roman"/>
@@ -1905,16 +1910,21 @@
     <w:p>
       <w:pPr>
         <w:pStyle w:val="ListParagraph"/>
-        <w:numPr>
-          <w:ilvl w:val="0"/>
-          <w:numId w:val="51"/>
-        </w:numPr>
+        <w:ind w:left="1080" w:hanging="360"/>
         <w:jc w:val="both"/>
         <w:rPr>
           <w:rFonts w:ascii="Times New Roman" w:hAnsi="Times New Roman" w:cs="Times New Roman"/>
           <w:lang w:val="tr-TR"/>
         </w:rPr>
       </w:pPr>
+      <w:r>
+        <w:rPr>
+          <w:rFonts w:ascii="Times New Roman" w:hAnsi="Times New Roman" w:cs="Times New Roman"/>
+          <w:lang w:val="tr-TR"/>
+        </w:rPr>
+        <w:t xml:space="preserve">b.</w:t>
+        <w:tab/>
+      </w:r>
       <w:r>
         <w:rPr>
           <w:rFonts w:ascii="Times New Roman" w:hAnsi="Times New Roman" w:cs="Times New Roman"/>
@@ -1943,16 +1953,21 @@
     <w:p>
       <w:pPr>
         <w:pStyle w:val="ListParagraph"/>
-        <w:numPr>
-          <w:ilvl w:val="0"/>
-          <w:numId w:val="51"/>
-        </w:numPr>
+        <w:ind w:left="1080" w:hanging="360"/>
         <w:jc w:val="both"/>
         <w:rPr>
           <w:rFonts w:ascii="Times New Roman" w:hAnsi="Times New Roman" w:cs="Times New Roman"/>
           <w:lang w:val="tr-TR"/>
         </w:rPr>
       </w:pPr>
+      <w:r>
+        <w:rPr>
+          <w:rFonts w:ascii="Times New Roman" w:hAnsi="Times New Roman" w:cs="Times New Roman"/>
+          <w:lang w:val="tr-TR"/>
+        </w:rPr>
+        <w:t xml:space="preserve">c.</w:t>
+        <w:tab/>
+      </w:r>
       <w:r>
         <w:rPr>
           <w:rFonts w:ascii="Times New Roman" w:hAnsi="Times New Roman" w:cs="Times New Roman"/>
@@ -1981,16 +1996,21 @@
     <w:p>
       <w:pPr>
         <w:pStyle w:val="ListParagraph"/>
-        <w:numPr>
-          <w:ilvl w:val="0"/>
-          <w:numId w:val="51"/>
-        </w:numPr>
+        <w:ind w:left="1080" w:hanging="360"/>
         <w:jc w:val="both"/>
         <w:rPr>
           <w:rFonts w:ascii="Times New Roman" w:hAnsi="Times New Roman" w:cs="Times New Roman"/>
           <w:lang w:val="tr-TR"/>
         </w:rPr>
       </w:pPr>
+      <w:r>
+        <w:rPr>
+          <w:rFonts w:ascii="Times New Roman" w:hAnsi="Times New Roman" w:cs="Times New Roman"/>
+          <w:lang w:val="tr-TR"/>
+        </w:rPr>
+        <w:t xml:space="preserve">ç.</w:t>
+        <w:tab/>
+      </w:r>
       <w:r>
         <w:rPr>
           <w:rFonts w:ascii="Times New Roman" w:hAnsi="Times New Roman" w:cs="Times New Roman"/>
@@ -2031,7 +2051,7 @@
           <w:color w:val="FF0000"/>
           <w:lang w:val="tr-TR"/>
         </w:rPr>
-        <w:t xml:space="preserve">Cevap: a) HX; [H</w:t>
+        <w:t xml:space="preserve">Cevap: a. HX; [H</w:t>
       </w:r>
       <w:r>
         <w:rPr>
@@ -2065,7 +2085,7 @@
           <w:color w:val="FF0000"/>
           <w:lang w:val="tr-TR"/>
         </w:rPr>
-        <w:t xml:space="preserve">] = 0,10 M olduğundan tamamen iyonlaşmıştır.  b) HX &gt; HY &gt; HZ  c) HX &gt; HY &gt; HZ  ç) (1,0·10</w:t>
+        <w:t xml:space="preserve">] = 0,10 M olduğundan tamamen iyonlaşmıştır.  b. HX &gt; HY &gt; HZ  c. HX &gt; HY &gt; HZ  ç. (1,0·10</w:t>
       </w:r>
       <w:r>
         <w:rPr>
@@ -2104,16 +2124,21 @@
     <w:p>
       <w:pPr>
         <w:pStyle w:val="ListParagraph"/>
-        <w:numPr>
-          <w:ilvl w:val="0"/>
-          <w:numId w:val="52"/>
-        </w:numPr>
+        <w:ind w:left="1080" w:hanging="360"/>
         <w:jc w:val="both"/>
         <w:rPr>
           <w:rFonts w:ascii="Times New Roman" w:hAnsi="Times New Roman" w:cs="Times New Roman"/>
           <w:lang w:val="tr-TR"/>
         </w:rPr>
       </w:pPr>
+      <w:r>
+        <w:rPr>
+          <w:rFonts w:ascii="Times New Roman" w:hAnsi="Times New Roman" w:cs="Times New Roman"/>
+          <w:lang w:val="tr-TR"/>
+        </w:rPr>
+        <w:t xml:space="preserve">a.</w:t>
+        <w:tab/>
+      </w:r>
       <w:r>
         <w:rPr>
           <w:rFonts w:ascii="Times New Roman" w:hAnsi="Times New Roman" w:cs="Times New Roman"/>
@@ -2125,16 +2150,21 @@
     <w:p>
       <w:pPr>
         <w:pStyle w:val="ListParagraph"/>
-        <w:numPr>
-          <w:ilvl w:val="0"/>
-          <w:numId w:val="52"/>
-        </w:numPr>
+        <w:ind w:left="1080" w:hanging="360"/>
         <w:jc w:val="both"/>
         <w:rPr>
           <w:rFonts w:ascii="Times New Roman" w:hAnsi="Times New Roman" w:cs="Times New Roman"/>
           <w:lang w:val="tr-TR"/>
         </w:rPr>
       </w:pPr>
+      <w:r>
+        <w:rPr>
+          <w:rFonts w:ascii="Times New Roman" w:hAnsi="Times New Roman" w:cs="Times New Roman"/>
+          <w:lang w:val="tr-TR"/>
+        </w:rPr>
+        <w:t xml:space="preserve">b.</w:t>
+        <w:tab/>
+      </w:r>
       <w:r>
         <w:rPr>
           <w:rFonts w:ascii="Times New Roman" w:hAnsi="Times New Roman" w:cs="Times New Roman"/>
@@ -2161,16 +2191,21 @@
     <w:p>
       <w:pPr>
         <w:pStyle w:val="ListParagraph"/>
-        <w:numPr>
-          <w:ilvl w:val="0"/>
-          <w:numId w:val="52"/>
-        </w:numPr>
+        <w:ind w:left="1080" w:hanging="360"/>
         <w:jc w:val="both"/>
         <w:rPr>
           <w:rFonts w:ascii="Times New Roman" w:hAnsi="Times New Roman" w:cs="Times New Roman"/>
           <w:lang w:val="tr-TR"/>
         </w:rPr>
       </w:pPr>
+      <w:r>
+        <w:rPr>
+          <w:rFonts w:ascii="Times New Roman" w:hAnsi="Times New Roman" w:cs="Times New Roman"/>
+          <w:lang w:val="tr-TR"/>
+        </w:rPr>
+        <w:t xml:space="preserve">c.</w:t>
+        <w:tab/>
+      </w:r>
       <w:r>
         <w:rPr>
           <w:rFonts w:ascii="Times New Roman" w:hAnsi="Times New Roman" w:cs="Times New Roman"/>
@@ -2212,16 +2247,21 @@
     <w:p>
       <w:pPr>
         <w:pStyle w:val="ListParagraph"/>
-        <w:numPr>
-          <w:ilvl w:val="0"/>
-          <w:numId w:val="52"/>
-        </w:numPr>
+        <w:ind w:left="1080" w:hanging="360"/>
         <w:jc w:val="both"/>
         <w:rPr>
           <w:rFonts w:ascii="Times New Roman" w:hAnsi="Times New Roman" w:cs="Times New Roman"/>
           <w:lang w:val="tr-TR"/>
         </w:rPr>
       </w:pPr>
+      <w:r>
+        <w:rPr>
+          <w:rFonts w:ascii="Times New Roman" w:hAnsi="Times New Roman" w:cs="Times New Roman"/>
+          <w:lang w:val="tr-TR"/>
+        </w:rPr>
+        <w:t xml:space="preserve">ç.</w:t>
+        <w:tab/>
+      </w:r>
       <w:r>
         <w:rPr>
           <w:rFonts w:ascii="Times New Roman" w:hAnsi="Times New Roman" w:cs="Times New Roman"/>
@@ -2325,7 +2365,7 @@
           <w:color w:val="FF0000"/>
           <w:lang w:val="tr-TR"/>
         </w:rPr>
-        <w:t xml:space="preserve">Cevap: a) 1,70  b) [OH</w:t>
+        <w:t xml:space="preserve">Cevap: a. 1,70  b. [OH</w:t>
       </w:r>
       <w:r>
         <w:rPr>
@@ -2342,7 +2382,7 @@
           <w:color w:val="FF0000"/>
           <w:lang w:val="tr-TR"/>
         </w:rPr>
-        <w:t xml:space="preserve">] = 0,10 M, pH = 13  c) [H</w:t>
+        <w:t xml:space="preserve">] = 0,10 M, pH = 13  c. [H</w:t>
       </w:r>
       <w:r>
         <w:rPr>
@@ -2393,7 +2433,7 @@
           <w:color w:val="FF0000"/>
           <w:lang w:val="tr-TR"/>
         </w:rPr>
-        <w:t xml:space="preserve"> M, pH = 2,52  ç) [OH</w:t>
+        <w:t xml:space="preserve"> M, pH = 2,52  ç. [OH</w:t>
       </w:r>
       <w:r>
         <w:rPr>
@@ -2702,16 +2742,21 @@
     <w:p>
       <w:pPr>
         <w:pStyle w:val="ListParagraph"/>
-        <w:numPr>
-          <w:ilvl w:val="0"/>
-          <w:numId w:val="53"/>
-        </w:numPr>
+        <w:ind w:left="1080" w:hanging="360"/>
         <w:jc w:val="both"/>
         <w:rPr>
           <w:rFonts w:ascii="Times New Roman" w:hAnsi="Times New Roman" w:cs="Times New Roman"/>
           <w:lang w:val="tr-TR"/>
         </w:rPr>
       </w:pPr>
+      <w:r>
+        <w:rPr>
+          <w:rFonts w:ascii="Times New Roman" w:hAnsi="Times New Roman" w:cs="Times New Roman"/>
+          <w:lang w:val="tr-TR"/>
+        </w:rPr>
+        <w:t xml:space="preserve">a.</w:t>
+        <w:tab/>
+      </w:r>
       <w:r>
         <w:rPr>
           <w:rFonts w:ascii="Times New Roman" w:hAnsi="Times New Roman" w:cs="Times New Roman"/>
@@ -2723,16 +2768,21 @@
     <w:p>
       <w:pPr>
         <w:pStyle w:val="ListParagraph"/>
-        <w:numPr>
-          <w:ilvl w:val="0"/>
-          <w:numId w:val="53"/>
-        </w:numPr>
+        <w:ind w:left="1080" w:hanging="360"/>
         <w:jc w:val="both"/>
         <w:rPr>
           <w:rFonts w:ascii="Times New Roman" w:hAnsi="Times New Roman" w:cs="Times New Roman"/>
           <w:lang w:val="tr-TR"/>
         </w:rPr>
       </w:pPr>
+      <w:r>
+        <w:rPr>
+          <w:rFonts w:ascii="Times New Roman" w:hAnsi="Times New Roman" w:cs="Times New Roman"/>
+          <w:lang w:val="tr-TR"/>
+        </w:rPr>
+        <w:t xml:space="preserve">b.</w:t>
+        <w:tab/>
+      </w:r>
       <w:r>
         <w:rPr>
           <w:rFonts w:ascii="Times New Roman" w:hAnsi="Times New Roman" w:cs="Times New Roman"/>
@@ -2744,16 +2794,21 @@
     <w:p>
       <w:pPr>
         <w:pStyle w:val="ListParagraph"/>
-        <w:numPr>
-          <w:ilvl w:val="0"/>
-          <w:numId w:val="53"/>
-        </w:numPr>
+        <w:ind w:left="1080" w:hanging="360"/>
         <w:jc w:val="both"/>
         <w:rPr>
           <w:rFonts w:ascii="Times New Roman" w:hAnsi="Times New Roman" w:cs="Times New Roman"/>
           <w:lang w:val="tr-TR"/>
         </w:rPr>
       </w:pPr>
+      <w:r>
+        <w:rPr>
+          <w:rFonts w:ascii="Times New Roman" w:hAnsi="Times New Roman" w:cs="Times New Roman"/>
+          <w:lang w:val="tr-TR"/>
+        </w:rPr>
+        <w:t xml:space="preserve">c.</w:t>
+        <w:tab/>
+      </w:r>
       <w:r>
         <w:rPr>
           <w:rFonts w:ascii="Times New Roman" w:hAnsi="Times New Roman" w:cs="Times New Roman"/>
@@ -2812,7 +2867,7 @@
           <w:color w:val="FF0000"/>
           <w:lang w:val="tr-TR"/>
         </w:rPr>
-        <w:t xml:space="preserve">Cevap: a) H</w:t>
+        <w:t xml:space="preserve">Cevap: a. H</w:t>
       </w:r>
       <w:r>
         <w:rPr>
@@ -2880,7 +2935,7 @@
           <w:color w:val="FF0000"/>
           <w:lang w:val="tr-TR"/>
         </w:rPr>
-        <w:t xml:space="preserve">O(s)  b) Artan H</w:t>
+        <w:t xml:space="preserve">O(s)  b. Artan H</w:t>
       </w:r>
       <w:r>
         <w:rPr>
@@ -2948,7 +3003,7 @@
           <w:color w:val="FF0000"/>
           <w:lang w:val="tr-TR"/>
         </w:rPr>
-        <w:t xml:space="preserve">] = 0,004/0,080 = 0,050 M; pH = 1,30  c) 20 mL</w:t>
+        <w:t xml:space="preserve">] = 0,004/0,080 = 0,050 M; pH = 1,30  c. 20 mL</w:t>
       </w:r>
     </w:p>
     <w:p>
@@ -2970,16 +3025,21 @@
     <w:p>
       <w:pPr>
         <w:pStyle w:val="ListParagraph"/>
-        <w:numPr>
-          <w:ilvl w:val="0"/>
-          <w:numId w:val="54"/>
-        </w:numPr>
+        <w:ind w:left="1080" w:hanging="360"/>
         <w:jc w:val="both"/>
         <w:rPr>
           <w:rFonts w:ascii="Times New Roman" w:hAnsi="Times New Roman" w:cs="Times New Roman"/>
           <w:lang w:val="tr-TR"/>
         </w:rPr>
       </w:pPr>
+      <w:r>
+        <w:rPr>
+          <w:rFonts w:ascii="Times New Roman" w:hAnsi="Times New Roman" w:cs="Times New Roman"/>
+          <w:lang w:val="tr-TR"/>
+        </w:rPr>
+        <w:t xml:space="preserve">a.</w:t>
+        <w:tab/>
+      </w:r>
       <w:r>
         <w:rPr>
           <w:rFonts w:ascii="Times New Roman" w:hAnsi="Times New Roman" w:cs="Times New Roman"/>
@@ -2991,16 +3051,21 @@
     <w:p>
       <w:pPr>
         <w:pStyle w:val="ListParagraph"/>
-        <w:numPr>
-          <w:ilvl w:val="0"/>
-          <w:numId w:val="54"/>
-        </w:numPr>
+        <w:ind w:left="1080" w:hanging="360"/>
         <w:jc w:val="both"/>
         <w:rPr>
           <w:rFonts w:ascii="Times New Roman" w:hAnsi="Times New Roman" w:cs="Times New Roman"/>
           <w:lang w:val="tr-TR"/>
         </w:rPr>
       </w:pPr>
+      <w:r>
+        <w:rPr>
+          <w:rFonts w:ascii="Times New Roman" w:hAnsi="Times New Roman" w:cs="Times New Roman"/>
+          <w:lang w:val="tr-TR"/>
+        </w:rPr>
+        <w:t xml:space="preserve">b.</w:t>
+        <w:tab/>
+      </w:r>
       <w:r>
         <w:rPr>
           <w:rFonts w:ascii="Times New Roman" w:hAnsi="Times New Roman" w:cs="Times New Roman"/>
@@ -3012,16 +3077,21 @@
     <w:p>
       <w:pPr>
         <w:pStyle w:val="ListParagraph"/>
-        <w:numPr>
-          <w:ilvl w:val="0"/>
-          <w:numId w:val="54"/>
-        </w:numPr>
+        <w:ind w:left="1080" w:hanging="360"/>
         <w:jc w:val="both"/>
         <w:rPr>
           <w:rFonts w:ascii="Times New Roman" w:hAnsi="Times New Roman" w:cs="Times New Roman"/>
           <w:lang w:val="tr-TR"/>
         </w:rPr>
       </w:pPr>
+      <w:r>
+        <w:rPr>
+          <w:rFonts w:ascii="Times New Roman" w:hAnsi="Times New Roman" w:cs="Times New Roman"/>
+          <w:lang w:val="tr-TR"/>
+        </w:rPr>
+        <w:t xml:space="preserve">c.</w:t>
+        <w:tab/>
+      </w:r>
       <w:r>
         <w:rPr>
           <w:rFonts w:ascii="Times New Roman" w:hAnsi="Times New Roman" w:cs="Times New Roman"/>
@@ -3080,7 +3150,7 @@
           <w:color w:val="FF0000"/>
           <w:lang w:val="tr-TR"/>
         </w:rPr>
-        <w:t xml:space="preserve">Cevap: a) n(HCl) = n(NaOH) = 0,10·0,0200 = 2,0·10</w:t>
+        <w:t xml:space="preserve">Cevap: a. n(HCl) = n(NaOH) = 0,10·0,0200 = 2,0·10</w:t>
       </w:r>
       <w:r>
         <w:rPr>
@@ -3114,7 +3184,7 @@
           <w:color w:val="FF0000"/>
           <w:lang w:val="tr-TR"/>
         </w:rPr>
-        <w:t xml:space="preserve">/0,0250 = 0,080 M  b) 7 (25 °C)  c) Renksiz çözelti kalıcı açık pembe renge döner.</w:t>
+        <w:t xml:space="preserve">/0,0250 = 0,080 M  b. 7 (25 °C)  c. Renksiz çözelti kalıcı açık pembe renge döner.</w:t>
       </w:r>
     </w:p>
     <w:p>
@@ -3151,16 +3221,21 @@
     <w:p>
       <w:pPr>
         <w:pStyle w:val="ListParagraph"/>
-        <w:numPr>
-          <w:ilvl w:val="0"/>
-          <w:numId w:val="55"/>
-        </w:numPr>
+        <w:ind w:left="1080" w:hanging="360"/>
         <w:jc w:val="both"/>
         <w:rPr>
           <w:rFonts w:ascii="Times New Roman" w:hAnsi="Times New Roman" w:cs="Times New Roman"/>
           <w:lang w:val="tr-TR"/>
         </w:rPr>
       </w:pPr>
+      <w:r>
+        <w:rPr>
+          <w:rFonts w:ascii="Times New Roman" w:hAnsi="Times New Roman" w:cs="Times New Roman"/>
+          <w:lang w:val="tr-TR"/>
+        </w:rPr>
+        <w:t xml:space="preserve">a.</w:t>
+        <w:tab/>
+      </w:r>
       <w:r>
         <w:rPr>
           <w:rFonts w:ascii="Times New Roman" w:hAnsi="Times New Roman" w:cs="Times New Roman"/>
@@ -3206,16 +3281,21 @@
     <w:p>
       <w:pPr>
         <w:pStyle w:val="ListParagraph"/>
-        <w:numPr>
-          <w:ilvl w:val="0"/>
-          <w:numId w:val="55"/>
-        </w:numPr>
+        <w:ind w:left="1080" w:hanging="360"/>
         <w:jc w:val="both"/>
         <w:rPr>
           <w:rFonts w:ascii="Times New Roman" w:hAnsi="Times New Roman" w:cs="Times New Roman"/>
           <w:lang w:val="tr-TR"/>
         </w:rPr>
       </w:pPr>
+      <w:r>
+        <w:rPr>
+          <w:rFonts w:ascii="Times New Roman" w:hAnsi="Times New Roman" w:cs="Times New Roman"/>
+          <w:lang w:val="tr-TR"/>
+        </w:rPr>
+        <w:t xml:space="preserve">b.</w:t>
+        <w:tab/>
+      </w:r>
       <w:r>
         <w:rPr>
           <w:rFonts w:ascii="Times New Roman" w:hAnsi="Times New Roman" w:cs="Times New Roman"/>
@@ -3273,7 +3353,7 @@
           <w:color w:val="FF0000"/>
           <w:lang w:val="tr-TR"/>
         </w:rPr>
-        <w:t xml:space="preserve">Cevap: a) Mg(OH)</w:t>
+        <w:t xml:space="preserve">Cevap: a. Mg(OH)</w:t>
       </w:r>
       <w:r>
         <w:rPr>
@@ -3324,7 +3404,7 @@
           <w:color w:val="FF0000"/>
           <w:lang w:val="tr-TR"/>
         </w:rPr>
-        <w:t xml:space="preserve">O(s); fazla mide asidi nötralleşir.  b) Mide pH’si yükselerek sindirim ve bazı minerallerin emilimi bozulabilir; ilaçlar doktor önerisiyle kullanılmalıdır.</w:t>
+        <w:t xml:space="preserve">O(s); fazla mide asidi nötralleşir.  b. Mide pH’si yükselerek sindirim ve bazı minerallerin emilimi bozulabilir; ilaçlar doktor önerisiyle kullanılmalıdır.</w:t>
       </w:r>
     </w:p>
     <w:p>
@@ -3578,16 +3658,21 @@
     <w:p>
       <w:pPr>
         <w:pStyle w:val="ListParagraph"/>
-        <w:numPr>
-          <w:ilvl w:val="0"/>
-          <w:numId w:val="56"/>
-        </w:numPr>
+        <w:ind w:left="1080" w:hanging="360"/>
         <w:jc w:val="both"/>
         <w:rPr>
           <w:rFonts w:ascii="Times New Roman" w:hAnsi="Times New Roman" w:cs="Times New Roman"/>
           <w:lang w:val="tr-TR"/>
         </w:rPr>
       </w:pPr>
+      <w:r>
+        <w:rPr>
+          <w:rFonts w:ascii="Times New Roman" w:hAnsi="Times New Roman" w:cs="Times New Roman"/>
+          <w:lang w:val="tr-TR"/>
+        </w:rPr>
+        <w:t xml:space="preserve">a.</w:t>
+        <w:tab/>
+      </w:r>
       <w:r>
         <w:rPr>
           <w:rFonts w:ascii="Times New Roman" w:hAnsi="Times New Roman" w:cs="Times New Roman"/>
@@ -3648,16 +3733,21 @@
     <w:p>
       <w:pPr>
         <w:pStyle w:val="ListParagraph"/>
-        <w:numPr>
-          <w:ilvl w:val="0"/>
-          <w:numId w:val="56"/>
-        </w:numPr>
+        <w:ind w:left="1080" w:hanging="360"/>
         <w:jc w:val="both"/>
         <w:rPr>
           <w:rFonts w:ascii="Times New Roman" w:hAnsi="Times New Roman" w:cs="Times New Roman"/>
           <w:lang w:val="tr-TR"/>
         </w:rPr>
       </w:pPr>
+      <w:r>
+        <w:rPr>
+          <w:rFonts w:ascii="Times New Roman" w:hAnsi="Times New Roman" w:cs="Times New Roman"/>
+          <w:lang w:val="tr-TR"/>
+        </w:rPr>
+        <w:t xml:space="preserve">b.</w:t>
+        <w:tab/>
+      </w:r>
       <w:r>
         <w:rPr>
           <w:rFonts w:ascii="Times New Roman" w:hAnsi="Times New Roman" w:cs="Times New Roman"/>
@@ -3718,16 +3808,21 @@
     <w:p>
       <w:pPr>
         <w:pStyle w:val="ListParagraph"/>
-        <w:numPr>
-          <w:ilvl w:val="0"/>
-          <w:numId w:val="56"/>
-        </w:numPr>
+        <w:ind w:left="1080" w:hanging="360"/>
         <w:jc w:val="both"/>
         <w:rPr>
           <w:rFonts w:ascii="Times New Roman" w:hAnsi="Times New Roman" w:cs="Times New Roman"/>
           <w:lang w:val="tr-TR"/>
         </w:rPr>
       </w:pPr>
+      <w:r>
+        <w:rPr>
+          <w:rFonts w:ascii="Times New Roman" w:hAnsi="Times New Roman" w:cs="Times New Roman"/>
+          <w:lang w:val="tr-TR"/>
+        </w:rPr>
+        <w:t xml:space="preserve">c.</w:t>
+        <w:tab/>
+      </w:r>
       <w:r>
         <w:rPr>
           <w:rFonts w:ascii="Times New Roman" w:hAnsi="Times New Roman" w:cs="Times New Roman"/>
@@ -3785,7 +3880,7 @@
           <w:color w:val="FF0000"/>
           <w:lang w:val="tr-TR"/>
         </w:rPr>
-        <w:t xml:space="preserve">Cevap: a) SO</w:t>
+        <w:t xml:space="preserve">Cevap: a. SO</w:t>
       </w:r>
       <w:r>
         <w:rPr>
@@ -3904,7 +3999,7 @@
           <w:color w:val="FF0000"/>
           <w:lang w:val="tr-TR"/>
         </w:rPr>
-        <w:t xml:space="preserve">(suda).  b) Atmosfere salınan SO</w:t>
+        <w:t xml:space="preserve">(suda).  b. Atmosfere salınan SO</w:t>
       </w:r>
       <w:r>
         <w:rPr>
@@ -3921,7 +4016,7 @@
           <w:color w:val="FF0000"/>
           <w:lang w:val="tr-TR"/>
         </w:rPr>
-        <w:t xml:space="preserve"> yağmur suyunda çözünerek asit yağmurlarına neden olur; bazik bulamaçta nötralleşerek tutulması asit yağmurlarını ve toprak, su, yapılar üzerindeki zararı azaltır.  c) Hayır. CO nötr oksittir; suyla asit oluşturmadığı için bazla nötralleşme tepkimesi vermez.</w:t>
+        <w:t xml:space="preserve"> yağmur suyunda çözünerek asit yağmurlarına neden olur; bazik bulamaçta nötralleşerek tutulması asit yağmurlarını ve toprak, su, yapılar üzerindeki zararı azaltır.  c. Hayır. CO nötr oksittir; suyla asit oluşturmadığı için bazla nötralleşme tepkimesi vermez.</w:t>
       </w:r>
     </w:p>
     <w:p>
